--- a/az/stories/a-mature-person.docx
+++ b/az/stories/a-mature-person.docx
@@ -4,64 +4,92 @@
   <w:body>
     <w:p>
       <w:pPr>
-        <w:pStyle w:val="Heading1"/>
+        <w:spacing w:before="0" w:after="60"/>
+        <w:jc w:val="left"/>
       </w:pPr>
       <w:r>
+        <w:rPr>
+          <w:rFonts w:ascii="Arial" w:hAnsi="Arial" w:eastAsia="Arial"/>
+          <w:i w:val="0"/>
+          <w:color w:val="000000"/>
+          <w:sz w:val="52"/>
+        </w:rPr>
         <w:t>Yetkin insan</w:t>
       </w:r>
     </w:p>
     <w:p>
       <w:pPr>
-        <w:ind w:firstLine="425"/>
-        <w:jc w:val="both"/>
+        <w:jc w:val="left"/>
       </w:pPr>
       <w:r>
         <w:rPr>
-          <w:rFonts w:ascii="Times New Roman" w:hAnsi="Times New Roman" w:cs="Times New Roman"/>
-          <w:b w:val="0"/>
+          <w:rFonts w:ascii="Arial" w:hAnsi="Arial" w:eastAsia="Arial"/>
           <w:i w:val="0"/>
-          <w:sz w:val="24"/>
+          <w:color w:val="000000"/>
+          <w:sz w:val="22"/>
         </w:rPr>
-        <w:t>Daha çox köhnə dostlara sığınıb yeni ünsiyyətlər qurmaqdan çəkinəcəyin, cahil insanlardan uzaq durmaq istəyəcəyin, səni xəstə edəcək insanlarla birlikdə olmaqdan qaçacağın bir dövr gələcək — və sən onda artıq yetkin bir insan olduğunun fərqinə varacaqsan.</w:t>
+        <w:t>Elə bir dövr gəlir ki, köhnə dostların səmimiyyətinə daha çox dəyər verir, mənasız tanışlıqlara can atmır, cahil insanlardan və sənə mənəvi zərər verən münasibətlərdən uzaq durmaq istəyirsən. Məhz onda daxilən yetkinləşdiyini anlayırsan.</w:t>
       </w:r>
     </w:p>
     <w:p>
       <w:pPr>
-        <w:spacing w:after="40"/>
-      </w:pPr>
-    </w:p>
-    <w:p>
-      <w:pPr>
+        <w:pStyle w:val="Moral"/>
+        <w:keepNext/>
+        <w:keepLines/>
+        <w:widowControl/>
+        <w:spacing w:before="240" w:after="180" w:line="283" w:lineRule="auto"/>
+        <w:ind w:left="240" w:right="240"/>
+        <w:jc w:val="left"/>
         <w:pBdr>
-          <w:top w:val="single" w:sz="4" w:space="6" w:color="D9C7A3"/>
-          <w:left w:val="single" w:sz="24" w:space="12" w:color="B8860B"/>
-          <w:bottom w:val="single" w:sz="4" w:space="6" w:color="D9C7A3"/>
-          <w:right w:val="single" w:sz="4" w:space="10" w:color="D9C7A3"/>
+          <w:top w:val="single" w:sz="8" w:space="7" w:color="E8D59A"/>
+          <w:left w:val="single" w:sz="32" w:space="11" w:color="C6A23A"/>
+          <w:bottom w:val="single" w:sz="8" w:space="7" w:color="E8D59A"/>
+          <w:right w:val="single" w:sz="8" w:space="11" w:color="E8D59A"/>
         </w:pBdr>
-        <w:shd w:val="clear" w:color="auto" w:fill="FBF6EA"/>
-        <w:spacing w:before="0" w:after="60"/>
-        <w:ind w:left="227" w:right="113"/>
-        <w:jc w:val="both"/>
+        <w:shd w:val="clear" w:color="auto" w:fill="FFF8E1"/>
       </w:pPr>
       <w:r>
         <w:rPr>
-          <w:rFonts w:ascii="Times New Roman" w:hAnsi="Times New Roman" w:cs="Times New Roman"/>
+          <w:rFonts w:ascii="Arial" w:hAnsi="Arial" w:eastAsia="Arial" w:cs="Arial"/>
+          <w:b/>
+          <w:i w:val="0"/>
+          <w:color w:val="9A7417"/>
+          <w:sz w:val="22"/>
+        </w:rPr>
+        <w:t xml:space="preserve">İbrət: </w:t>
+      </w:r>
+      <w:r>
+        <w:rPr>
+          <w:rFonts w:ascii="Arial" w:hAnsi="Arial" w:eastAsia="Arial" w:cs="Arial"/>
           <w:b w:val="0"/>
-          <w:i/>
-          <w:color w:val="333333"/>
-          <w:sz w:val="24"/>
+          <w:i w:val="0"/>
+          <w:color w:val="3F3826"/>
+          <w:sz w:val="22"/>
         </w:rPr>
-        <w:t>Yetkinlik səni üzən insanlardan uzaqlaşıb dincliyini qorumağı bacarmaqdır. Kimdən uzaq duracağını bilmək də bir kamillikdir.</w:t>
+        <w:t>Yetkinlik səni incidən münasibətlərdən uzaqlaşıb daxili dincliyini qorumağı bacarmaqdır. Kimdən və nədən uzaq duracağını bilmək də kamillik əlamətidir.</w:t>
       </w:r>
     </w:p>
     <w:p>
       <w:pPr>
-        <w:spacing w:after="120"/>
+        <w:keepLines/>
+        <w:widowControl/>
+        <w:spacing w:before="60" w:after="0" w:line="240" w:lineRule="auto"/>
+        <w:jc w:val="right"/>
       </w:pPr>
+      <w:r>
+        <w:rPr>
+          <w:rFonts w:ascii="Arial" w:hAnsi="Arial" w:eastAsia="Arial" w:cs="Arial"/>
+          <w:b w:val="0"/>
+          <w:i/>
+          <w:color w:val="8A7950"/>
+          <w:sz w:val="17"/>
+        </w:rPr>
+        <w:t>Hekayə açıq İnternet mənbələrindən əldə olunub.</w:t>
+      </w:r>
     </w:p>
     <w:sectPr>
       <w:pgSz w:w="12240" w:h="15840"/>
-      <w:pgMar w:top="1417" w:right="1417" w:bottom="1417" w:left="1417" w:header="720" w:footer="720" w:gutter="0"/>
+      <w:pgMar w:top="1440" w:right="1440" w:bottom="1440" w:left="1440" w:header="708" w:footer="708" w:gutter="0"/>
       <w:cols w:space="720"/>
       <w:docGrid w:linePitch="360"/>
     </w:sectPr>
@@ -433,12 +461,12 @@
     <w:qFormat/>
     <w:rsid w:val="00FC693F"/>
     <w:pPr>
-      <w:spacing w:line="276" w:lineRule="auto" w:after="120" w:before="0"/>
-      <w:jc w:val="both"/>
+      <w:spacing w:before="0" w:after="160" w:line="276" w:lineRule="auto"/>
     </w:pPr>
     <w:rPr>
-      <w:rFonts w:ascii="Times New Roman" w:hAnsi="Times New Roman" w:cs="Times New Roman"/>
-      <w:sz w:val="24"/>
+      <w:rFonts w:ascii="Arial" w:hAnsi="Arial" w:eastAsia="Arial"/>
+      <w:color w:val="000000"/>
+      <w:sz w:val="22"/>
     </w:rPr>
   </w:style>
   <w:style w:type="paragraph" w:styleId="Header">
@@ -496,17 +524,15 @@
     <w:pPr>
       <w:keepNext/>
       <w:keepLines/>
-      <w:spacing w:before="360" w:after="160"/>
-      <w:jc w:val="left"/>
+      <w:spacing w:before="480" w:after="0"/>
       <w:outlineLvl w:val="0"/>
     </w:pPr>
     <w:rPr>
-      <w:rFonts w:asciiTheme="majorHAnsi" w:eastAsiaTheme="majorEastAsia" w:hAnsiTheme="majorHAnsi" w:cstheme="majorBidi" w:ascii="Times New Roman" w:hAnsi="Times New Roman" w:cs="Times New Roman"/>
+      <w:rFonts w:asciiTheme="majorHAnsi" w:eastAsiaTheme="majorEastAsia" w:hAnsiTheme="majorHAnsi" w:cstheme="majorBidi"/>
       <w:b/>
       <w:bCs/>
-      <w:i w:val="0"/>
-      <w:color w:val="1F1F1F"/>
-      <w:sz w:val="30"/>
+      <w:color w:val="365F91" w:themeColor="accent1" w:themeShade="BF"/>
+      <w:sz w:val="28"/>
       <w:szCs w:val="28"/>
     </w:rPr>
   </w:style>
@@ -12124,6 +12150,18 @@
         <w:shd w:val="clear" w:color="auto" w:fill="FBCAA2" w:themeFill="accent6" w:themeFillTint="7F"/>
       </w:tcPr>
     </w:tblStylePr>
+  </w:style>
+  <w:style w:type="paragraph" w:customStyle="1" w:styleId="Moral">
+    <w:name w:val="Moral"/>
+    <w:basedOn w:val="Normal"/>
+    <w:pPr>
+      <w:spacing w:before="160" w:after="0" w:line="276" w:lineRule="auto"/>
+    </w:pPr>
+    <w:rPr>
+      <w:rFonts w:ascii="Arial" w:hAnsi="Arial" w:eastAsia="Arial"/>
+      <w:i/>
+      <w:sz w:val="22"/>
+    </w:rPr>
   </w:style>
 </w:styles>
 </file>
